--- a/Groovy/Project/GROOVY Advanced PROJECT.docx
+++ b/Groovy/Project/GROOVY Advanced PROJECT.docx
@@ -62,17 +62,7 @@
           <w:sz w:val="32"/>
           <w:szCs w:val="32"/>
         </w:rPr>
-        <w:t>Groovy Script for Log File Analysis</w:t>
-      </w:r>
-      <w:r>
-        <w:rPr>
-          <w:rFonts w:ascii="Times New Roman" w:hAnsi="Times New Roman" w:cs="Times New Roman"/>
-          <w:b/>
-          <w:bCs/>
-          <w:sz w:val="32"/>
-          <w:szCs w:val="32"/>
-        </w:rPr>
-        <w:t>.</w:t>
+        <w:t>Groovy Script for Log File Analysis.</w:t>
       </w:r>
     </w:p>
     <w:p>
@@ -101,7 +91,25 @@
           <w:sz w:val="32"/>
           <w:szCs w:val="32"/>
         </w:rPr>
-        <w:t>The primary objective of this project is to develop an automated Groovy script that can efficiently parse, analyze, and generate insights from server log files. The script will extract key information such as timestamps, log levels, status codes, and messages to provide valuable insights into system performance, error patterns, and request trends.</w:t>
+        <w:t xml:space="preserve">The primary objective of this project is to develop an automated Groovy script that can efficiently parse, </w:t>
+      </w:r>
+      <w:proofErr w:type="spellStart"/>
+      <w:r>
+        <w:rPr>
+          <w:rFonts w:ascii="Times New Roman" w:hAnsi="Times New Roman" w:cs="Times New Roman"/>
+          <w:sz w:val="32"/>
+          <w:szCs w:val="32"/>
+        </w:rPr>
+        <w:t>analyze</w:t>
+      </w:r>
+      <w:proofErr w:type="spellEnd"/>
+      <w:r>
+        <w:rPr>
+          <w:rFonts w:ascii="Times New Roman" w:hAnsi="Times New Roman" w:cs="Times New Roman"/>
+          <w:sz w:val="32"/>
+          <w:szCs w:val="32"/>
+        </w:rPr>
+        <w:t>, and generate insights from server log files. The script will extract key information such as timestamps, log levels, status codes, and messages to provide valuable insights into system performance, error patterns, and request trends.</w:t>
       </w:r>
     </w:p>
     <w:p>
@@ -158,6 +166,7 @@
       <w:r>
         <w:rPr>
           <w:rFonts w:ascii="Times New Roman" w:hAnsi="Times New Roman" w:cs="Times New Roman"/>
+          <w:noProof/>
           <w:sz w:val="32"/>
           <w:szCs w:val="32"/>
         </w:rPr>
@@ -262,6 +271,7 @@
       <w:r>
         <w:rPr>
           <w:rFonts w:ascii="Times New Roman" w:hAnsi="Times New Roman" w:cs="Times New Roman"/>
+          <w:noProof/>
           <w:sz w:val="32"/>
           <w:szCs w:val="32"/>
         </w:rPr>
@@ -390,6 +400,7 @@
       <w:r>
         <w:rPr>
           <w:rFonts w:ascii="Times New Roman" w:hAnsi="Times New Roman" w:cs="Times New Roman"/>
+          <w:noProof/>
           <w:sz w:val="32"/>
           <w:szCs w:val="32"/>
         </w:rPr>
@@ -469,6 +480,7 @@
       <w:r>
         <w:rPr>
           <w:rFonts w:ascii="Times New Roman" w:hAnsi="Times New Roman" w:cs="Times New Roman"/>
+          <w:noProof/>
           <w:sz w:val="32"/>
           <w:szCs w:val="32"/>
         </w:rPr>
@@ -520,6 +532,7 @@
       <w:r>
         <w:rPr>
           <w:rFonts w:ascii="Times New Roman" w:hAnsi="Times New Roman" w:cs="Times New Roman"/>
+          <w:noProof/>
           <w:sz w:val="32"/>
           <w:szCs w:val="32"/>
         </w:rPr>
@@ -618,6 +631,7 @@
       <w:r>
         <w:rPr>
           <w:rFonts w:ascii="Times New Roman" w:hAnsi="Times New Roman" w:cs="Times New Roman"/>
+          <w:noProof/>
           <w:sz w:val="32"/>
           <w:szCs w:val="32"/>
         </w:rPr>
@@ -704,6 +718,7 @@
       <w:r>
         <w:rPr>
           <w:rFonts w:ascii="Times New Roman" w:hAnsi="Times New Roman" w:cs="Times New Roman"/>
+          <w:noProof/>
           <w:sz w:val="32"/>
           <w:szCs w:val="32"/>
         </w:rPr>
@@ -769,31 +784,421 @@
           <w:sz w:val="32"/>
           <w:szCs w:val="32"/>
         </w:rPr>
-        <w:t xml:space="preserve"> This Groovy Script efficiently reads the server log file, extracts relevant data using regular expressions, aggregates the data to provide meaningful insights, and generates a report with error counts,</w:t>
-      </w:r>
-      <w:r>
-        <w:rPr>
-          <w:rFonts w:ascii="Times New Roman" w:hAnsi="Times New Roman" w:cs="Times New Roman"/>
-          <w:sz w:val="32"/>
-          <w:szCs w:val="32"/>
+        <w:t xml:space="preserve"> This Groovy Script efficiently reads the server log file, extracts relevant data using regular expressions, aggregates the data to provide meaningful insights, and generates a report with error counts, request trends, and response times. This Script can be adapted to different log formats and extended with additional features like visualizing the trends or sending alerts based on specific conditions. </w:t>
+      </w:r>
+    </w:p>
+    <w:p>
+      <w:pPr>
+        <w:rPr>
+          <w:rFonts w:ascii="Times New Roman" w:hAnsi="Times New Roman" w:cs="Times New Roman"/>
+          <w:b/>
+          <w:bCs/>
+          <w:sz w:val="32"/>
+          <w:szCs w:val="32"/>
+        </w:rPr>
+      </w:pPr>
+    </w:p>
+    <w:p>
+      <w:pPr>
+        <w:rPr>
+          <w:rFonts w:ascii="Times New Roman" w:hAnsi="Times New Roman" w:cs="Times New Roman"/>
+          <w:b/>
+          <w:bCs/>
+          <w:sz w:val="32"/>
+          <w:szCs w:val="32"/>
+        </w:rPr>
+      </w:pPr>
+    </w:p>
+    <w:p>
+      <w:pPr>
+        <w:rPr>
+          <w:rFonts w:ascii="Times New Roman" w:hAnsi="Times New Roman" w:cs="Times New Roman"/>
+          <w:b/>
+          <w:bCs/>
+          <w:sz w:val="32"/>
+          <w:szCs w:val="32"/>
+        </w:rPr>
+      </w:pPr>
+    </w:p>
+    <w:p>
+      <w:pPr>
+        <w:rPr>
+          <w:rFonts w:ascii="Times New Roman" w:hAnsi="Times New Roman" w:cs="Times New Roman"/>
+          <w:b/>
+          <w:bCs/>
+          <w:sz w:val="32"/>
+          <w:szCs w:val="32"/>
+        </w:rPr>
+      </w:pPr>
+    </w:p>
+    <w:p>
+      <w:pPr>
+        <w:rPr>
+          <w:rFonts w:ascii="Times New Roman" w:hAnsi="Times New Roman" w:cs="Times New Roman"/>
+          <w:b/>
+          <w:bCs/>
+          <w:sz w:val="32"/>
+          <w:szCs w:val="32"/>
+        </w:rPr>
+      </w:pPr>
+    </w:p>
+    <w:p>
+      <w:pPr>
+        <w:rPr>
+          <w:rFonts w:ascii="Times New Roman" w:hAnsi="Times New Roman" w:cs="Times New Roman"/>
+          <w:b/>
+          <w:bCs/>
+          <w:sz w:val="32"/>
+          <w:szCs w:val="32"/>
+        </w:rPr>
+      </w:pPr>
+    </w:p>
+    <w:p>
+      <w:pPr>
+        <w:rPr>
+          <w:rFonts w:ascii="Times New Roman" w:hAnsi="Times New Roman" w:cs="Times New Roman"/>
+          <w:b/>
+          <w:bCs/>
+          <w:sz w:val="36"/>
+          <w:szCs w:val="36"/>
+        </w:rPr>
+      </w:pPr>
+      <w:r>
+        <w:rPr>
+          <w:rFonts w:ascii="Times New Roman" w:hAnsi="Times New Roman" w:cs="Times New Roman"/>
+          <w:b/>
+          <w:bCs/>
+          <w:sz w:val="36"/>
+          <w:szCs w:val="36"/>
+        </w:rPr>
+        <w:lastRenderedPageBreak/>
+        <w:t>2.</w:t>
+      </w:r>
+      <w:r>
+        <w:rPr>
+          <w:rFonts w:ascii="Times New Roman" w:hAnsi="Times New Roman" w:cs="Times New Roman"/>
+          <w:b/>
+          <w:bCs/>
+          <w:color w:val="000000"/>
+          <w:sz w:val="36"/>
+          <w:szCs w:val="36"/>
         </w:rPr>
         <w:t xml:space="preserve"> </w:t>
       </w:r>
       <w:r>
         <w:rPr>
           <w:rFonts w:ascii="Times New Roman" w:hAnsi="Times New Roman" w:cs="Times New Roman"/>
-          <w:sz w:val="32"/>
-          <w:szCs w:val="32"/>
-        </w:rPr>
-        <w:t>request</w:t>
-      </w:r>
-      <w:r>
-        <w:rPr>
-          <w:rFonts w:ascii="Times New Roman" w:hAnsi="Times New Roman" w:cs="Times New Roman"/>
-          <w:sz w:val="32"/>
-          <w:szCs w:val="32"/>
-        </w:rPr>
-        <w:t xml:space="preserve"> trends, and response times. This Script can be adapted to different log formats and extended with additional features like visualizing the trends or sending alerts based on specific conditions.</w:t>
+          <w:b/>
+          <w:bCs/>
+          <w:sz w:val="36"/>
+          <w:szCs w:val="36"/>
+        </w:rPr>
+        <w:t xml:space="preserve">Web Scraping &amp; Data Extraction with Groovy &amp; </w:t>
+      </w:r>
+      <w:proofErr w:type="spellStart"/>
+      <w:r>
+        <w:rPr>
+          <w:rFonts w:ascii="Times New Roman" w:hAnsi="Times New Roman" w:cs="Times New Roman"/>
+          <w:b/>
+          <w:bCs/>
+          <w:sz w:val="36"/>
+          <w:szCs w:val="36"/>
+        </w:rPr>
+        <w:t>Jsoup</w:t>
+      </w:r>
+      <w:proofErr w:type="spellEnd"/>
+    </w:p>
+    <w:p>
+      <w:pPr>
+        <w:rPr>
+          <w:rFonts w:ascii="Times New Roman" w:hAnsi="Times New Roman" w:cs="Times New Roman"/>
+          <w:sz w:val="36"/>
+          <w:szCs w:val="36"/>
+        </w:rPr>
+      </w:pPr>
+      <w:r>
+        <w:rPr>
+          <w:rFonts w:ascii="Times New Roman" w:hAnsi="Times New Roman" w:cs="Times New Roman"/>
+          <w:b/>
+          <w:bCs/>
+          <w:sz w:val="36"/>
+          <w:szCs w:val="36"/>
+        </w:rPr>
+        <w:t xml:space="preserve">Objective: </w:t>
+      </w:r>
+      <w:r>
+        <w:rPr>
+          <w:rFonts w:ascii="Times New Roman" w:hAnsi="Times New Roman" w:cs="Times New Roman"/>
+          <w:sz w:val="36"/>
+          <w:szCs w:val="36"/>
+        </w:rPr>
+        <w:t xml:space="preserve">Install and configure Groovy and </w:t>
+      </w:r>
+      <w:proofErr w:type="spellStart"/>
+      <w:r>
+        <w:rPr>
+          <w:rFonts w:ascii="Times New Roman" w:hAnsi="Times New Roman" w:cs="Times New Roman"/>
+          <w:sz w:val="36"/>
+          <w:szCs w:val="36"/>
+        </w:rPr>
+        <w:t>Jsoup</w:t>
+      </w:r>
+      <w:proofErr w:type="spellEnd"/>
+      <w:r>
+        <w:rPr>
+          <w:rFonts w:ascii="Times New Roman" w:hAnsi="Times New Roman" w:cs="Times New Roman"/>
+          <w:sz w:val="36"/>
+          <w:szCs w:val="36"/>
+        </w:rPr>
+        <w:t xml:space="preserve"> for web scraping.</w:t>
+      </w:r>
+    </w:p>
+    <w:p>
+      <w:pPr>
+        <w:rPr>
+          <w:rFonts w:ascii="Times New Roman" w:hAnsi="Times New Roman" w:cs="Times New Roman"/>
+          <w:b/>
+          <w:bCs/>
+          <w:sz w:val="32"/>
+          <w:szCs w:val="32"/>
+        </w:rPr>
+      </w:pPr>
+    </w:p>
+    <w:p>
+      <w:pPr>
+        <w:rPr>
+          <w:rFonts w:ascii="Times New Roman" w:hAnsi="Times New Roman" w:cs="Times New Roman"/>
+          <w:sz w:val="32"/>
+          <w:szCs w:val="32"/>
+        </w:rPr>
+      </w:pPr>
+      <w:r>
+        <w:rPr>
+          <w:rFonts w:ascii="Times New Roman" w:hAnsi="Times New Roman" w:cs="Times New Roman"/>
+          <w:b/>
+          <w:bCs/>
+          <w:sz w:val="32"/>
+          <w:szCs w:val="32"/>
+        </w:rPr>
+        <w:t xml:space="preserve">Step 1: </w:t>
+      </w:r>
+      <w:r>
+        <w:rPr>
+          <w:rFonts w:ascii="Times New Roman" w:hAnsi="Times New Roman" w:cs="Times New Roman"/>
+          <w:sz w:val="32"/>
+          <w:szCs w:val="32"/>
+        </w:rPr>
+        <w:t>Set Up the Environment</w:t>
+      </w:r>
+    </w:p>
+    <w:p>
+      <w:pPr>
+        <w:rPr>
+          <w:rFonts w:ascii="Times New Roman" w:hAnsi="Times New Roman" w:cs="Times New Roman"/>
+          <w:sz w:val="32"/>
+          <w:szCs w:val="32"/>
+        </w:rPr>
+      </w:pPr>
+      <w:r>
+        <w:rPr>
+          <w:rFonts w:ascii="Times New Roman" w:hAnsi="Times New Roman" w:cs="Times New Roman"/>
+          <w:sz w:val="32"/>
+          <w:szCs w:val="32"/>
+        </w:rPr>
+        <w:t xml:space="preserve">-Installing groovy using the below command    </w:t>
+      </w:r>
+    </w:p>
+    <w:p>
+      <w:pPr>
+        <w:rPr>
+          <w:rFonts w:ascii="Times New Roman" w:hAnsi="Times New Roman" w:cs="Times New Roman"/>
+          <w:i/>
+          <w:iCs/>
+          <w:sz w:val="32"/>
+          <w:szCs w:val="32"/>
+        </w:rPr>
+      </w:pPr>
+      <w:proofErr w:type="spellStart"/>
+      <w:r>
+        <w:rPr>
+          <w:rFonts w:ascii="Times New Roman" w:hAnsi="Times New Roman" w:cs="Times New Roman"/>
+          <w:i/>
+          <w:iCs/>
+          <w:sz w:val="32"/>
+          <w:szCs w:val="32"/>
+        </w:rPr>
+        <w:t>sudo</w:t>
+      </w:r>
+      <w:proofErr w:type="spellEnd"/>
+      <w:r>
+        <w:rPr>
+          <w:rFonts w:ascii="Times New Roman" w:hAnsi="Times New Roman" w:cs="Times New Roman"/>
+          <w:i/>
+          <w:iCs/>
+          <w:sz w:val="32"/>
+          <w:szCs w:val="32"/>
+        </w:rPr>
+        <w:t xml:space="preserve"> apt update &amp;&amp; </w:t>
+      </w:r>
+      <w:proofErr w:type="spellStart"/>
+      <w:r>
+        <w:rPr>
+          <w:rFonts w:ascii="Times New Roman" w:hAnsi="Times New Roman" w:cs="Times New Roman"/>
+          <w:i/>
+          <w:iCs/>
+          <w:sz w:val="32"/>
+          <w:szCs w:val="32"/>
+        </w:rPr>
+        <w:t>sudo</w:t>
+      </w:r>
+      <w:proofErr w:type="spellEnd"/>
+      <w:r>
+        <w:rPr>
+          <w:rFonts w:ascii="Times New Roman" w:hAnsi="Times New Roman" w:cs="Times New Roman"/>
+          <w:i/>
+          <w:iCs/>
+          <w:sz w:val="32"/>
+          <w:szCs w:val="32"/>
+        </w:rPr>
+        <w:t xml:space="preserve"> apt install groovy</w:t>
+      </w:r>
+    </w:p>
+    <w:p>
+      <w:pPr>
+        <w:rPr>
+          <w:rFonts w:ascii="Times New Roman" w:hAnsi="Times New Roman" w:cs="Times New Roman"/>
+          <w:b/>
+          <w:bCs/>
+          <w:sz w:val="32"/>
+          <w:szCs w:val="32"/>
+        </w:rPr>
+      </w:pPr>
+    </w:p>
+    <w:p>
+      <w:pPr>
+        <w:rPr>
+          <w:rFonts w:ascii="Times New Roman" w:hAnsi="Times New Roman" w:cs="Times New Roman"/>
+          <w:b/>
+          <w:bCs/>
+          <w:sz w:val="32"/>
+          <w:szCs w:val="32"/>
+        </w:rPr>
+      </w:pPr>
+      <w:r>
+        <w:rPr>
+          <w:rFonts w:ascii="Times New Roman" w:hAnsi="Times New Roman" w:cs="Times New Roman"/>
+          <w:b/>
+          <w:bCs/>
+          <w:sz w:val="32"/>
+          <w:szCs w:val="32"/>
+        </w:rPr>
+        <w:t xml:space="preserve">Step 2: </w:t>
+      </w:r>
+      <w:r>
+        <w:rPr>
+          <w:rFonts w:ascii="Times New Roman" w:hAnsi="Times New Roman" w:cs="Times New Roman"/>
+          <w:sz w:val="32"/>
+          <w:szCs w:val="32"/>
+        </w:rPr>
+        <w:t xml:space="preserve">Add </w:t>
+      </w:r>
+      <w:proofErr w:type="spellStart"/>
+      <w:r>
+        <w:rPr>
+          <w:rFonts w:ascii="Times New Roman" w:hAnsi="Times New Roman" w:cs="Times New Roman"/>
+          <w:sz w:val="32"/>
+          <w:szCs w:val="32"/>
+        </w:rPr>
+        <w:t>Jsoup</w:t>
+      </w:r>
+      <w:proofErr w:type="spellEnd"/>
+      <w:r>
+        <w:rPr>
+          <w:rFonts w:ascii="Times New Roman" w:hAnsi="Times New Roman" w:cs="Times New Roman"/>
+          <w:sz w:val="32"/>
+          <w:szCs w:val="32"/>
+        </w:rPr>
+        <w:t xml:space="preserve"> Library</w:t>
+      </w:r>
+    </w:p>
+    <w:p>
+      <w:pPr>
+        <w:rPr>
+          <w:rFonts w:ascii="Times New Roman" w:hAnsi="Times New Roman" w:cs="Times New Roman"/>
+          <w:sz w:val="32"/>
+          <w:szCs w:val="32"/>
+        </w:rPr>
+      </w:pPr>
+      <w:r>
+        <w:rPr>
+          <w:rFonts w:ascii="Times New Roman" w:hAnsi="Times New Roman" w:cs="Times New Roman"/>
+          <w:sz w:val="32"/>
+          <w:szCs w:val="32"/>
+        </w:rPr>
+        <w:t>Download jsoup.jar from jsoup.org and place it in your project folder.</w:t>
+      </w:r>
+    </w:p>
+    <w:p>
+      <w:pPr>
+        <w:rPr>
+          <w:rFonts w:ascii="Times New Roman" w:hAnsi="Times New Roman" w:cs="Times New Roman"/>
+          <w:b/>
+          <w:bCs/>
+          <w:sz w:val="32"/>
+          <w:szCs w:val="32"/>
+        </w:rPr>
+      </w:pPr>
+    </w:p>
+    <w:p>
+      <w:pPr>
+        <w:rPr>
+          <w:rFonts w:ascii="Times New Roman" w:hAnsi="Times New Roman" w:cs="Times New Roman"/>
+          <w:sz w:val="32"/>
+          <w:szCs w:val="32"/>
+        </w:rPr>
+      </w:pPr>
+      <w:r>
+        <w:rPr>
+          <w:rFonts w:ascii="Times New Roman" w:hAnsi="Times New Roman" w:cs="Times New Roman"/>
+          <w:b/>
+          <w:bCs/>
+          <w:sz w:val="32"/>
+          <w:szCs w:val="32"/>
+        </w:rPr>
+        <w:t>Step 3:</w:t>
+      </w:r>
+      <w:r>
+        <w:rPr>
+          <w:rFonts w:ascii="Times New Roman" w:hAnsi="Times New Roman" w:cs="Times New Roman"/>
+          <w:sz w:val="32"/>
+          <w:szCs w:val="32"/>
+        </w:rPr>
+        <w:t xml:space="preserve"> Creating a Web Scraping Script.</w:t>
+      </w:r>
+    </w:p>
+    <w:p>
+      <w:pPr>
+        <w:rPr>
+          <w:rFonts w:ascii="Times New Roman" w:hAnsi="Times New Roman" w:cs="Times New Roman"/>
+          <w:sz w:val="32"/>
+          <w:szCs w:val="32"/>
+        </w:rPr>
+      </w:pPr>
+      <w:r>
+        <w:rPr>
+          <w:rFonts w:ascii="Times New Roman" w:hAnsi="Times New Roman" w:cs="Times New Roman"/>
+          <w:sz w:val="32"/>
+          <w:szCs w:val="32"/>
+        </w:rPr>
+        <w:t>Us</w:t>
+      </w:r>
+      <w:r>
+        <w:rPr>
+          <w:rFonts w:ascii="Times New Roman" w:hAnsi="Times New Roman" w:cs="Times New Roman"/>
+          <w:sz w:val="32"/>
+          <w:szCs w:val="32"/>
+        </w:rPr>
+        <w:t>ing the</w:t>
       </w:r>
       <w:r>
         <w:rPr>
@@ -803,46 +1208,644 @@
         </w:rPr>
         <w:t xml:space="preserve"> </w:t>
       </w:r>
-    </w:p>
-    <w:p>
-      <w:pPr>
-        <w:ind w:left="360"/>
-        <w:rPr>
-          <w:rFonts w:ascii="Times New Roman" w:hAnsi="Times New Roman" w:cs="Times New Roman"/>
-          <w:b/>
-          <w:bCs/>
-          <w:sz w:val="32"/>
-          <w:szCs w:val="32"/>
-        </w:rPr>
-      </w:pPr>
-    </w:p>
-    <w:p>
-      <w:pPr>
-        <w:ind w:left="360"/>
-        <w:rPr>
-          <w:rFonts w:ascii="Times New Roman" w:hAnsi="Times New Roman" w:cs="Times New Roman"/>
-          <w:b/>
-          <w:bCs/>
-          <w:sz w:val="32"/>
-          <w:szCs w:val="32"/>
-        </w:rPr>
-      </w:pPr>
-    </w:p>
-    <w:p>
-      <w:pPr>
-        <w:ind w:left="360"/>
-        <w:rPr>
-          <w:rFonts w:ascii="Times New Roman" w:hAnsi="Times New Roman" w:cs="Times New Roman"/>
-          <w:b/>
-          <w:bCs/>
-          <w:sz w:val="32"/>
-          <w:szCs w:val="32"/>
-        </w:rPr>
-      </w:pPr>
-    </w:p>
-    <w:p>
-      <w:pPr>
-        <w:ind w:left="360"/>
+      <w:r>
+        <w:rPr>
+          <w:rFonts w:ascii="Times New Roman" w:hAnsi="Times New Roman" w:cs="Times New Roman"/>
+          <w:b/>
+          <w:bCs/>
+          <w:sz w:val="32"/>
+          <w:szCs w:val="32"/>
+        </w:rPr>
+        <w:t xml:space="preserve">Groovy + </w:t>
+      </w:r>
+      <w:proofErr w:type="spellStart"/>
+      <w:r>
+        <w:rPr>
+          <w:rFonts w:ascii="Times New Roman" w:hAnsi="Times New Roman" w:cs="Times New Roman"/>
+          <w:b/>
+          <w:bCs/>
+          <w:sz w:val="32"/>
+          <w:szCs w:val="32"/>
+        </w:rPr>
+        <w:t>Jsoup</w:t>
+      </w:r>
+      <w:proofErr w:type="spellEnd"/>
+      <w:r>
+        <w:rPr>
+          <w:rFonts w:ascii="Times New Roman" w:hAnsi="Times New Roman" w:cs="Times New Roman"/>
+          <w:sz w:val="32"/>
+          <w:szCs w:val="32"/>
+        </w:rPr>
+        <w:t xml:space="preserve"> to extract product prices and export them to a CSV file.</w:t>
+      </w:r>
+    </w:p>
+    <w:p>
+      <w:pPr>
+        <w:rPr>
+          <w:rFonts w:ascii="Times New Roman" w:hAnsi="Times New Roman" w:cs="Times New Roman"/>
+          <w:sz w:val="32"/>
+          <w:szCs w:val="32"/>
+        </w:rPr>
+      </w:pPr>
+      <w:r>
+        <w:rPr>
+          <w:rFonts w:ascii="Times New Roman" w:hAnsi="Times New Roman" w:cs="Times New Roman"/>
+          <w:sz w:val="32"/>
+          <w:szCs w:val="32"/>
+        </w:rPr>
+        <w:drawing>
+          <wp:inline distT="0" distB="0" distL="0" distR="0" wp14:anchorId="79697A55" wp14:editId="48A34B1E">
+            <wp:extent cx="5731510" cy="2303145"/>
+            <wp:effectExtent l="0" t="0" r="2540" b="1905"/>
+            <wp:docPr id="619175134" name="Picture 2"/>
+            <wp:cNvGraphicFramePr>
+              <a:graphicFrameLocks xmlns:a="http://schemas.openxmlformats.org/drawingml/2006/main" noChangeAspect="1"/>
+            </wp:cNvGraphicFramePr>
+            <a:graphic xmlns:a="http://schemas.openxmlformats.org/drawingml/2006/main">
+              <a:graphicData uri="http://schemas.openxmlformats.org/drawingml/2006/picture">
+                <pic:pic xmlns:pic="http://schemas.openxmlformats.org/drawingml/2006/picture">
+                  <pic:nvPicPr>
+                    <pic:cNvPr id="0" name="Picture 6"/>
+                    <pic:cNvPicPr>
+                      <a:picLocks noChangeAspect="1" noChangeArrowheads="1"/>
+                    </pic:cNvPicPr>
+                  </pic:nvPicPr>
+                  <pic:blipFill>
+                    <a:blip r:embed="rId12" cstate="print">
+                      <a:extLst>
+                        <a:ext uri="{28A0092B-C50C-407E-A947-70E740481C1C}">
+                          <a14:useLocalDpi xmlns:a14="http://schemas.microsoft.com/office/drawing/2010/main" val="0"/>
+                        </a:ext>
+                      </a:extLst>
+                    </a:blip>
+                    <a:srcRect/>
+                    <a:stretch>
+                      <a:fillRect/>
+                    </a:stretch>
+                  </pic:blipFill>
+                  <pic:spPr bwMode="auto">
+                    <a:xfrm>
+                      <a:off x="0" y="0"/>
+                      <a:ext cx="5731510" cy="2303145"/>
+                    </a:xfrm>
+                    <a:prstGeom prst="rect">
+                      <a:avLst/>
+                    </a:prstGeom>
+                    <a:noFill/>
+                    <a:ln>
+                      <a:noFill/>
+                    </a:ln>
+                  </pic:spPr>
+                </pic:pic>
+              </a:graphicData>
+            </a:graphic>
+          </wp:inline>
+        </w:drawing>
+      </w:r>
+    </w:p>
+    <w:p>
+      <w:pPr>
+        <w:rPr>
+          <w:rFonts w:ascii="Times New Roman" w:hAnsi="Times New Roman" w:cs="Times New Roman"/>
+          <w:sz w:val="32"/>
+          <w:szCs w:val="32"/>
+        </w:rPr>
+      </w:pPr>
+    </w:p>
+    <w:p>
+      <w:pPr>
+        <w:rPr>
+          <w:rFonts w:ascii="Times New Roman" w:hAnsi="Times New Roman" w:cs="Times New Roman"/>
+          <w:sz w:val="32"/>
+          <w:szCs w:val="32"/>
+        </w:rPr>
+      </w:pPr>
+      <w:r>
+        <w:rPr>
+          <w:rFonts w:ascii="Times New Roman" w:hAnsi="Times New Roman" w:cs="Times New Roman"/>
+          <w:b/>
+          <w:bCs/>
+          <w:sz w:val="32"/>
+          <w:szCs w:val="32"/>
+        </w:rPr>
+        <w:t>Step 4:</w:t>
+      </w:r>
+      <w:r>
+        <w:rPr>
+          <w:rFonts w:ascii="Times New Roman" w:hAnsi="Times New Roman" w:cs="Times New Roman"/>
+          <w:sz w:val="32"/>
+          <w:szCs w:val="32"/>
+        </w:rPr>
+        <w:t xml:space="preserve"> </w:t>
+      </w:r>
+      <w:r>
+        <w:rPr>
+          <w:rFonts w:ascii="Times New Roman" w:hAnsi="Times New Roman" w:cs="Times New Roman"/>
+          <w:sz w:val="32"/>
+          <w:szCs w:val="32"/>
+        </w:rPr>
+        <w:t>Automat</w:t>
+      </w:r>
+      <w:r>
+        <w:rPr>
+          <w:rFonts w:ascii="Times New Roman" w:hAnsi="Times New Roman" w:cs="Times New Roman"/>
+          <w:sz w:val="32"/>
+          <w:szCs w:val="32"/>
+        </w:rPr>
+        <w:t>ing</w:t>
+      </w:r>
+      <w:r>
+        <w:rPr>
+          <w:rFonts w:ascii="Times New Roman" w:hAnsi="Times New Roman" w:cs="Times New Roman"/>
+          <w:sz w:val="32"/>
+          <w:szCs w:val="32"/>
+        </w:rPr>
+        <w:t xml:space="preserve"> Data Extraction</w:t>
+      </w:r>
+      <w:r>
+        <w:rPr>
+          <w:rFonts w:ascii="Times New Roman" w:hAnsi="Times New Roman" w:cs="Times New Roman"/>
+          <w:sz w:val="32"/>
+          <w:szCs w:val="32"/>
+        </w:rPr>
+        <w:t>.</w:t>
+      </w:r>
+    </w:p>
+    <w:p>
+      <w:pPr>
+        <w:rPr>
+          <w:rFonts w:ascii="Times New Roman" w:hAnsi="Times New Roman" w:cs="Times New Roman"/>
+          <w:sz w:val="32"/>
+          <w:szCs w:val="32"/>
+        </w:rPr>
+      </w:pPr>
+      <w:r>
+        <w:rPr>
+          <w:rFonts w:ascii="Times New Roman" w:hAnsi="Times New Roman" w:cs="Times New Roman"/>
+          <w:sz w:val="32"/>
+          <w:szCs w:val="32"/>
+        </w:rPr>
+        <w:t>Making the Script Executable by giving the permissions.</w:t>
+      </w:r>
+    </w:p>
+    <w:p>
+      <w:pPr>
+        <w:rPr>
+          <w:rFonts w:ascii="Times New Roman" w:hAnsi="Times New Roman" w:cs="Times New Roman"/>
+          <w:i/>
+          <w:iCs/>
+          <w:sz w:val="32"/>
+          <w:szCs w:val="32"/>
+        </w:rPr>
+      </w:pPr>
+      <w:proofErr w:type="spellStart"/>
+      <w:r>
+        <w:rPr>
+          <w:rFonts w:ascii="Times New Roman" w:hAnsi="Times New Roman" w:cs="Times New Roman"/>
+          <w:i/>
+          <w:iCs/>
+          <w:sz w:val="32"/>
+          <w:szCs w:val="32"/>
+        </w:rPr>
+        <w:t>chmod</w:t>
+      </w:r>
+      <w:proofErr w:type="spellEnd"/>
+      <w:r>
+        <w:rPr>
+          <w:rFonts w:ascii="Times New Roman" w:hAnsi="Times New Roman" w:cs="Times New Roman"/>
+          <w:i/>
+          <w:iCs/>
+          <w:sz w:val="32"/>
+          <w:szCs w:val="32"/>
+        </w:rPr>
+        <w:t xml:space="preserve"> +x </w:t>
+      </w:r>
+      <w:proofErr w:type="spellStart"/>
+      <w:r>
+        <w:rPr>
+          <w:rFonts w:ascii="Times New Roman" w:hAnsi="Times New Roman" w:cs="Times New Roman"/>
+          <w:i/>
+          <w:iCs/>
+          <w:sz w:val="32"/>
+          <w:szCs w:val="32"/>
+        </w:rPr>
+        <w:t>scraper.groovy</w:t>
+      </w:r>
+      <w:proofErr w:type="spellEnd"/>
+    </w:p>
+    <w:p>
+      <w:pPr>
+        <w:rPr>
+          <w:rFonts w:ascii="Times New Roman" w:hAnsi="Times New Roman" w:cs="Times New Roman"/>
+          <w:sz w:val="32"/>
+          <w:szCs w:val="32"/>
+        </w:rPr>
+      </w:pPr>
+    </w:p>
+    <w:p>
+      <w:pPr>
+        <w:rPr>
+          <w:rFonts w:ascii="Times New Roman" w:hAnsi="Times New Roman" w:cs="Times New Roman"/>
+          <w:sz w:val="32"/>
+          <w:szCs w:val="32"/>
+        </w:rPr>
+      </w:pPr>
+    </w:p>
+    <w:p>
+      <w:pPr>
+        <w:rPr>
+          <w:rFonts w:ascii="Times New Roman" w:hAnsi="Times New Roman" w:cs="Times New Roman"/>
+          <w:sz w:val="32"/>
+          <w:szCs w:val="32"/>
+        </w:rPr>
+      </w:pPr>
+    </w:p>
+    <w:p>
+      <w:pPr>
+        <w:rPr>
+          <w:rFonts w:ascii="Times New Roman" w:hAnsi="Times New Roman" w:cs="Times New Roman"/>
+          <w:sz w:val="32"/>
+          <w:szCs w:val="32"/>
+        </w:rPr>
+      </w:pPr>
+      <w:r>
+        <w:rPr>
+          <w:rFonts w:ascii="Times New Roman" w:hAnsi="Times New Roman" w:cs="Times New Roman"/>
+          <w:b/>
+          <w:bCs/>
+          <w:sz w:val="32"/>
+          <w:szCs w:val="32"/>
+        </w:rPr>
+        <w:t>Step 5:</w:t>
+      </w:r>
+      <w:r>
+        <w:rPr>
+          <w:rFonts w:ascii="Times New Roman" w:hAnsi="Times New Roman" w:cs="Times New Roman"/>
+          <w:sz w:val="32"/>
+          <w:szCs w:val="32"/>
+        </w:rPr>
+        <w:t xml:space="preserve"> Running the Script Manually.</w:t>
+      </w:r>
+    </w:p>
+    <w:p>
+      <w:pPr>
+        <w:rPr>
+          <w:rFonts w:ascii="Times New Roman" w:hAnsi="Times New Roman" w:cs="Times New Roman"/>
+          <w:sz w:val="32"/>
+          <w:szCs w:val="32"/>
+        </w:rPr>
+      </w:pPr>
+      <w:r>
+        <w:rPr>
+          <w:rFonts w:ascii="Times New Roman" w:hAnsi="Times New Roman" w:cs="Times New Roman"/>
+          <w:sz w:val="32"/>
+          <w:szCs w:val="32"/>
+        </w:rPr>
+        <w:drawing>
+          <wp:inline distT="0" distB="0" distL="0" distR="0" wp14:anchorId="168F2AF4" wp14:editId="77B3D29A">
+            <wp:extent cx="5731510" cy="1036955"/>
+            <wp:effectExtent l="0" t="0" r="2540" b="0"/>
+            <wp:docPr id="1567806200" name="Picture 4"/>
+            <wp:cNvGraphicFramePr>
+              <a:graphicFrameLocks xmlns:a="http://schemas.openxmlformats.org/drawingml/2006/main" noChangeAspect="1"/>
+            </wp:cNvGraphicFramePr>
+            <a:graphic xmlns:a="http://schemas.openxmlformats.org/drawingml/2006/main">
+              <a:graphicData uri="http://schemas.openxmlformats.org/drawingml/2006/picture">
+                <pic:pic xmlns:pic="http://schemas.openxmlformats.org/drawingml/2006/picture">
+                  <pic:nvPicPr>
+                    <pic:cNvPr id="0" name="Picture 13"/>
+                    <pic:cNvPicPr>
+                      <a:picLocks noChangeAspect="1" noChangeArrowheads="1"/>
+                    </pic:cNvPicPr>
+                  </pic:nvPicPr>
+                  <pic:blipFill>
+                    <a:blip r:embed="rId13" cstate="print">
+                      <a:extLst>
+                        <a:ext uri="{28A0092B-C50C-407E-A947-70E740481C1C}">
+                          <a14:useLocalDpi xmlns:a14="http://schemas.microsoft.com/office/drawing/2010/main" val="0"/>
+                        </a:ext>
+                      </a:extLst>
+                    </a:blip>
+                    <a:srcRect/>
+                    <a:stretch>
+                      <a:fillRect/>
+                    </a:stretch>
+                  </pic:blipFill>
+                  <pic:spPr bwMode="auto">
+                    <a:xfrm>
+                      <a:off x="0" y="0"/>
+                      <a:ext cx="5731510" cy="1036955"/>
+                    </a:xfrm>
+                    <a:prstGeom prst="rect">
+                      <a:avLst/>
+                    </a:prstGeom>
+                    <a:noFill/>
+                    <a:ln>
+                      <a:noFill/>
+                    </a:ln>
+                  </pic:spPr>
+                </pic:pic>
+              </a:graphicData>
+            </a:graphic>
+          </wp:inline>
+        </w:drawing>
+      </w:r>
+    </w:p>
+    <w:p>
+      <w:pPr>
+        <w:rPr>
+          <w:rFonts w:ascii="Times New Roman" w:hAnsi="Times New Roman" w:cs="Times New Roman"/>
+          <w:sz w:val="32"/>
+          <w:szCs w:val="32"/>
+        </w:rPr>
+      </w:pPr>
+    </w:p>
+    <w:p>
+      <w:pPr>
+        <w:rPr>
+          <w:rFonts w:ascii="Times New Roman" w:hAnsi="Times New Roman" w:cs="Times New Roman"/>
+          <w:sz w:val="32"/>
+          <w:szCs w:val="32"/>
+        </w:rPr>
+      </w:pPr>
+      <w:r>
+        <w:rPr>
+          <w:rFonts w:ascii="Times New Roman" w:hAnsi="Times New Roman" w:cs="Times New Roman"/>
+          <w:b/>
+          <w:bCs/>
+          <w:sz w:val="32"/>
+          <w:szCs w:val="32"/>
+        </w:rPr>
+        <w:t>Step 6:</w:t>
+      </w:r>
+      <w:r>
+        <w:rPr>
+          <w:rFonts w:ascii="Times New Roman" w:hAnsi="Times New Roman" w:cs="Times New Roman"/>
+          <w:sz w:val="32"/>
+          <w:szCs w:val="32"/>
+        </w:rPr>
+        <w:t xml:space="preserve"> Scheduling </w:t>
+      </w:r>
+      <w:r>
+        <w:rPr>
+          <w:rFonts w:ascii="Times New Roman" w:hAnsi="Times New Roman" w:cs="Times New Roman"/>
+          <w:sz w:val="32"/>
+          <w:szCs w:val="32"/>
+        </w:rPr>
+        <w:t xml:space="preserve">the script using </w:t>
+      </w:r>
+      <w:proofErr w:type="spellStart"/>
+      <w:r>
+        <w:rPr>
+          <w:rFonts w:ascii="Times New Roman" w:hAnsi="Times New Roman" w:cs="Times New Roman"/>
+          <w:sz w:val="32"/>
+          <w:szCs w:val="32"/>
+        </w:rPr>
+        <w:t>cron</w:t>
+      </w:r>
+      <w:proofErr w:type="spellEnd"/>
+      <w:r>
+        <w:rPr>
+          <w:rFonts w:ascii="Times New Roman" w:hAnsi="Times New Roman" w:cs="Times New Roman"/>
+          <w:sz w:val="32"/>
+          <w:szCs w:val="32"/>
+        </w:rPr>
+        <w:t xml:space="preserve"> jobs for daily update</w:t>
+      </w:r>
+      <w:r>
+        <w:rPr>
+          <w:rFonts w:ascii="Times New Roman" w:hAnsi="Times New Roman" w:cs="Times New Roman"/>
+          <w:sz w:val="32"/>
+          <w:szCs w:val="32"/>
+        </w:rPr>
+        <w:t>.</w:t>
+      </w:r>
+    </w:p>
+    <w:p>
+      <w:pPr>
+        <w:rPr>
+          <w:rFonts w:ascii="Times New Roman" w:hAnsi="Times New Roman" w:cs="Times New Roman"/>
+          <w:sz w:val="32"/>
+          <w:szCs w:val="32"/>
+        </w:rPr>
+      </w:pPr>
+      <w:r>
+        <w:rPr>
+          <w:rFonts w:ascii="Times New Roman" w:hAnsi="Times New Roman" w:cs="Times New Roman"/>
+          <w:sz w:val="32"/>
+          <w:szCs w:val="32"/>
+        </w:rPr>
+        <w:t>Using the below command.</w:t>
+      </w:r>
+    </w:p>
+    <w:p>
+      <w:pPr>
+        <w:rPr>
+          <w:rFonts w:ascii="Times New Roman" w:hAnsi="Times New Roman" w:cs="Times New Roman"/>
+          <w:i/>
+          <w:iCs/>
+          <w:sz w:val="32"/>
+          <w:szCs w:val="32"/>
+        </w:rPr>
+      </w:pPr>
+      <w:r>
+        <w:rPr>
+          <w:rFonts w:ascii="Times New Roman" w:hAnsi="Times New Roman" w:cs="Times New Roman"/>
+          <w:i/>
+          <w:iCs/>
+          <w:sz w:val="32"/>
+          <w:szCs w:val="32"/>
+        </w:rPr>
+        <w:t>crontab -e</w:t>
+      </w:r>
+    </w:p>
+    <w:p>
+      <w:pPr>
+        <w:rPr>
+          <w:rFonts w:ascii="Times New Roman" w:hAnsi="Times New Roman" w:cs="Times New Roman"/>
+          <w:i/>
+          <w:iCs/>
+          <w:sz w:val="32"/>
+          <w:szCs w:val="32"/>
+        </w:rPr>
+      </w:pPr>
+      <w:r>
+        <w:rPr>
+          <w:rFonts w:ascii="Times New Roman" w:hAnsi="Times New Roman" w:cs="Times New Roman"/>
+          <w:i/>
+          <w:iCs/>
+          <w:sz w:val="32"/>
+          <w:szCs w:val="32"/>
+        </w:rPr>
+        <w:t>0 9 * * * /</w:t>
+      </w:r>
+      <w:proofErr w:type="spellStart"/>
+      <w:r>
+        <w:rPr>
+          <w:rFonts w:ascii="Times New Roman" w:hAnsi="Times New Roman" w:cs="Times New Roman"/>
+          <w:i/>
+          <w:iCs/>
+          <w:sz w:val="32"/>
+          <w:szCs w:val="32"/>
+        </w:rPr>
+        <w:t>usr</w:t>
+      </w:r>
+      <w:proofErr w:type="spellEnd"/>
+      <w:r>
+        <w:rPr>
+          <w:rFonts w:ascii="Times New Roman" w:hAnsi="Times New Roman" w:cs="Times New Roman"/>
+          <w:i/>
+          <w:iCs/>
+          <w:sz w:val="32"/>
+          <w:szCs w:val="32"/>
+        </w:rPr>
+        <w:t>/bin/groovy /path/to/</w:t>
+      </w:r>
+      <w:proofErr w:type="spellStart"/>
+      <w:r>
+        <w:rPr>
+          <w:rFonts w:ascii="Times New Roman" w:hAnsi="Times New Roman" w:cs="Times New Roman"/>
+          <w:i/>
+          <w:iCs/>
+          <w:sz w:val="32"/>
+          <w:szCs w:val="32"/>
+        </w:rPr>
+        <w:t>scraper.groovy</w:t>
+      </w:r>
+      <w:proofErr w:type="spellEnd"/>
+    </w:p>
+    <w:p>
+      <w:pPr>
+        <w:rPr>
+          <w:rFonts w:ascii="Times New Roman" w:hAnsi="Times New Roman" w:cs="Times New Roman"/>
+          <w:b/>
+          <w:bCs/>
+          <w:sz w:val="32"/>
+          <w:szCs w:val="32"/>
+        </w:rPr>
+      </w:pPr>
+    </w:p>
+    <w:p>
+      <w:pPr>
+        <w:rPr>
+          <w:rFonts w:ascii="Times New Roman" w:hAnsi="Times New Roman" w:cs="Times New Roman"/>
+          <w:sz w:val="32"/>
+          <w:szCs w:val="32"/>
+        </w:rPr>
+      </w:pPr>
+      <w:r>
+        <w:rPr>
+          <w:rFonts w:ascii="Times New Roman" w:hAnsi="Times New Roman" w:cs="Times New Roman"/>
+          <w:b/>
+          <w:bCs/>
+          <w:sz w:val="32"/>
+          <w:szCs w:val="32"/>
+        </w:rPr>
+        <w:t>Step 7:</w:t>
+      </w:r>
+      <w:r>
+        <w:rPr>
+          <w:rFonts w:ascii="Times New Roman" w:hAnsi="Times New Roman" w:cs="Times New Roman"/>
+          <w:sz w:val="32"/>
+          <w:szCs w:val="32"/>
+        </w:rPr>
+        <w:t xml:space="preserve"> </w:t>
+      </w:r>
+      <w:r>
+        <w:rPr>
+          <w:rFonts w:ascii="Times New Roman" w:hAnsi="Times New Roman" w:cs="Times New Roman"/>
+          <w:sz w:val="32"/>
+          <w:szCs w:val="32"/>
+        </w:rPr>
+        <w:t>Exported data into a CSV file for analysis.</w:t>
+      </w:r>
+    </w:p>
+    <w:p>
+      <w:pPr>
+        <w:rPr>
+          <w:rFonts w:ascii="Times New Roman" w:hAnsi="Times New Roman" w:cs="Times New Roman"/>
+          <w:sz w:val="32"/>
+          <w:szCs w:val="32"/>
+        </w:rPr>
+      </w:pPr>
+      <w:r>
+        <w:rPr>
+          <w:rFonts w:ascii="Times New Roman" w:hAnsi="Times New Roman" w:cs="Times New Roman"/>
+          <w:sz w:val="32"/>
+          <w:szCs w:val="32"/>
+        </w:rPr>
+        <w:drawing>
+          <wp:inline distT="0" distB="0" distL="0" distR="0" wp14:anchorId="304B02F0" wp14:editId="7587208C">
+            <wp:extent cx="5731510" cy="2841673"/>
+            <wp:effectExtent l="0" t="0" r="2540" b="0"/>
+            <wp:docPr id="1638649047" name="Picture 6"/>
+            <wp:cNvGraphicFramePr>
+              <a:graphicFrameLocks xmlns:a="http://schemas.openxmlformats.org/drawingml/2006/main" noChangeAspect="1"/>
+            </wp:cNvGraphicFramePr>
+            <a:graphic xmlns:a="http://schemas.openxmlformats.org/drawingml/2006/main">
+              <a:graphicData uri="http://schemas.openxmlformats.org/drawingml/2006/picture">
+                <pic:pic xmlns:pic="http://schemas.openxmlformats.org/drawingml/2006/picture">
+                  <pic:nvPicPr>
+                    <pic:cNvPr id="0" name="Picture 20"/>
+                    <pic:cNvPicPr>
+                      <a:picLocks noChangeAspect="1" noChangeArrowheads="1"/>
+                    </pic:cNvPicPr>
+                  </pic:nvPicPr>
+                  <pic:blipFill>
+                    <a:blip r:embed="rId14" cstate="print">
+                      <a:extLst>
+                        <a:ext uri="{28A0092B-C50C-407E-A947-70E740481C1C}">
+                          <a14:useLocalDpi xmlns:a14="http://schemas.microsoft.com/office/drawing/2010/main" val="0"/>
+                        </a:ext>
+                      </a:extLst>
+                    </a:blip>
+                    <a:srcRect/>
+                    <a:stretch>
+                      <a:fillRect/>
+                    </a:stretch>
+                  </pic:blipFill>
+                  <pic:spPr bwMode="auto">
+                    <a:xfrm>
+                      <a:off x="0" y="0"/>
+                      <a:ext cx="5738941" cy="2845357"/>
+                    </a:xfrm>
+                    <a:prstGeom prst="rect">
+                      <a:avLst/>
+                    </a:prstGeom>
+                    <a:noFill/>
+                    <a:ln>
+                      <a:noFill/>
+                    </a:ln>
+                  </pic:spPr>
+                </pic:pic>
+              </a:graphicData>
+            </a:graphic>
+          </wp:inline>
+        </w:drawing>
+      </w:r>
+    </w:p>
+    <w:p>
+      <w:pPr>
+        <w:rPr>
+          <w:rFonts w:ascii="Times New Roman" w:hAnsi="Times New Roman" w:cs="Times New Roman"/>
+          <w:sz w:val="32"/>
+          <w:szCs w:val="32"/>
+        </w:rPr>
+      </w:pPr>
+    </w:p>
+    <w:p>
+      <w:pPr>
+        <w:rPr>
+          <w:rFonts w:ascii="Times New Roman" w:hAnsi="Times New Roman" w:cs="Times New Roman"/>
+          <w:i/>
+          <w:iCs/>
+          <w:sz w:val="32"/>
+          <w:szCs w:val="32"/>
+        </w:rPr>
+      </w:pPr>
+    </w:p>
+    <w:p>
+      <w:pPr>
         <w:rPr>
           <w:rFonts w:ascii="Times New Roman" w:hAnsi="Times New Roman" w:cs="Times New Roman"/>
           <w:b/>
